--- a/docs/analyses/swanzey-financial-review/00 Case Brief.docx
+++ b/docs/analyses/swanzey-financial-review/00 Case Brief.docx
@@ -34,7 +34,7 @@
     </w:p>
     <w:p>
       <w:r>
-        <w:t>An independent review of the Town of Swanzey's fiscal and governance trajectory across 15 years (2011–2025, with 2026 ballot results), built entirely from the Town's own official annual reports and primary public records.</w:t>
+        <w:t>An independent review of the Town of Swanzey's fiscal and governance trajectory across 15 years (2012–2026), built entirely from the Town's own official annual reports and primary public records.</w:t>
       </w:r>
     </w:p>
     <w:p>
